--- a/Documents/Design Document.docx
+++ b/Documents/Design Document.docx
@@ -579,70 +579,103 @@
         <w:t>This flowchart here depicts the game state system, it starts off when the game is launched by instantly being assigned to the Main Menu, once the player chooses to begin the game it switches to the In-Game state. As the player progresses through the level they will either win or die and dependent on that the game state it will either switch to the Dead state or the Win state. If they progresses through the win state they will be met with the Enter Name state in which they have to enter their name to add to their score and then after that they will switch to the View Score state and they will be able to see the current score leaderboard. In the case the player dies they will instead of the Enter Name state they will go straight to the View Score state to see what they must beat. Once ready to move on from the View Score state they will loop back to the Main Menu and be able to continue the flow of the game from the beginning.</w:t>
       </w:r>
     </w:p>
-    <w:p/>
-    <w:p>
-      <w:pPr>
-        <w:rPr>
-          <w:i/>
-          <w:color w:val="FF0000"/>
-        </w:rPr>
-      </w:pPr>
-      <w:r>
-        <w:rPr>
-          <w:i/>
-          <w:color w:val="FF0000"/>
-        </w:rPr>
-        <w:t xml:space="preserve">This is a technical language and technical diagram heavy explanation of HOW you are going to implement the specification. For a simple application, you want one or two appropriate diagrams or algorithms (flow chart, pseudocode, UML diagrams(level5), etc.). Overall your projects we should be able to see a couple of examples of all the technical design approaches/diagrams we’ve covered. If this was a big game project however, then this would span multiple pages with descriptions of code, diagrams, pseudocode, etc. </w:t>
-      </w:r>
-    </w:p>
-    <w:p/>
     <w:p>
       <w:pPr>
         <w:pStyle w:val="Heading1"/>
       </w:pPr>
       <w:r>
+        <w:lastRenderedPageBreak/>
         <w:t>Test plan</w:t>
       </w:r>
     </w:p>
     <w:p>
-      <w:pPr>
-        <w:rPr>
-          <w:i/>
-          <w:color w:val="FF0000"/>
-        </w:rPr>
-      </w:pPr>
-      <w:r>
-        <w:rPr>
-          <w:i/>
-          <w:color w:val="FF0000"/>
-        </w:rPr>
-        <w:t>How do you know when to stop, how do you know it works, is it working appropriately (fun), etc. Again, for a small application, this would probably be the classic basic table of test input and what you expect it to output. For larger programs this could include instructions on different tasks the user is meant to perform, and how they are meant to work – imagine you were writing instructions for a test department with staff who don’t know you or the code.  For a big game project it would include instructions on what the player is expected to feel, is this bit meant to be easy, are they supposed to be confused, is this bit meant to be hard, how long is it meant to take to play this bit, etc. Then you play test and observe. For big projects you’d use an issue tracker (bitbucket) to record information about all these things and figure out which are important and need fixing and which aren’t (it’s not complex, just a shared online repository of bugs with priorities). It’s part of the classic software development lifecycle, design-&gt;implement-&gt;test-&gt;repeat until you get something really good. Fail fast, fail early. Find the optimum solution. For a large project you’d include user testing, where you watch someone play and make notes about what they liked, didn’t like, where they got stuck, if something broke, balance issues – things too easy or hard, things too confusing, etc.</w:t>
+      <w:r>
+        <w:t xml:space="preserve">The project will be working properly when it is, able to start in the main menu and eventually end up back there once being able to complete the level. The level itself should be completed once you’re either able to win by collecting the discs within the level or if you’re character is killed by getting zapped on the wires too much. It should be able to read and save the score system to a file, when reading the data it should be able to output it as text to display at the score screen. </w:t>
+      </w:r>
+    </w:p>
+    <w:p>
+      <w:r>
+        <w:t>The level should be easy and initiative to accommodate all players but the place where skill is enabled is the ability to complete it faster and faster to beat the times displayed at the end, the instructions to getting between states/scenes should be displayed to make it more initiative and much easier for newer game players.</w:t>
+      </w:r>
+    </w:p>
+    <w:p>
+      <w:r>
+        <w:t>Player</w:t>
+      </w:r>
+      <w:r>
+        <w:t xml:space="preserve">s </w:t>
+      </w:r>
+      <w:r>
+        <w:t>should find the game easy</w:t>
+      </w:r>
+      <w:r>
+        <w:t xml:space="preserve"> but where the hook and replay ability should be is with trying to beat the scores and shaving off small amounts of time from their own scores.</w:t>
       </w:r>
     </w:p>
     <w:p/>
     <w:p/>
-    <w:p/>
     <w:p>
       <w:pPr>
         <w:pStyle w:val="Heading1"/>
       </w:pPr>
       <w:r>
+        <w:lastRenderedPageBreak/>
         <w:t>GiT commit log</w:t>
       </w:r>
     </w:p>
     <w:p>
-      <w:pPr>
-        <w:rPr>
-          <w:i/>
-          <w:color w:val="FF0000"/>
-        </w:rPr>
-      </w:pPr>
-      <w:r>
-        <w:rPr>
-          <w:i/>
-          <w:color w:val="FF0000"/>
-        </w:rPr>
-        <w:t>All work should be kept on GiT, bitbucket and github are free to use. Make sure the repository is marked private or people will google the code and find it. A screen shot of the git commit log will suffice, it needs to show who did what and when. At level 4 it will take a while to learn to use GiT, but we will eventually.</w:t>
+      <w:r>
+        <w:rPr>
+          <w:noProof/>
+        </w:rPr>
+        <w:drawing>
+          <wp:inline distT="0" distB="0" distL="0" distR="0" wp14:anchorId="55BF6F68" wp14:editId="21520D3E">
+            <wp:extent cx="2676525" cy="5715000"/>
+            <wp:effectExtent l="0" t="0" r="9525" b="0"/>
+            <wp:docPr id="3" name="Picture 3" descr="Text&#10;&#10;Description automatically generated"/>
+            <wp:cNvGraphicFramePr>
+              <a:graphicFrameLocks xmlns:a="http://schemas.openxmlformats.org/drawingml/2006/main" noChangeAspect="1"/>
+            </wp:cNvGraphicFramePr>
+            <a:graphic xmlns:a="http://schemas.openxmlformats.org/drawingml/2006/main">
+              <a:graphicData uri="http://schemas.openxmlformats.org/drawingml/2006/picture">
+                <pic:pic xmlns:pic="http://schemas.openxmlformats.org/drawingml/2006/picture">
+                  <pic:nvPicPr>
+                    <pic:cNvPr id="3" name="Picture 3" descr="Text&#10;&#10;Description automatically generated"/>
+                    <pic:cNvPicPr>
+                      <a:picLocks noChangeAspect="1" noChangeArrowheads="1"/>
+                    </pic:cNvPicPr>
+                  </pic:nvPicPr>
+                  <pic:blipFill>
+                    <a:blip r:embed="rId9">
+                      <a:extLst>
+                        <a:ext uri="{28A0092B-C50C-407E-A947-70E740481C1C}">
+                          <a14:useLocalDpi xmlns:a14="http://schemas.microsoft.com/office/drawing/2010/main" val="0"/>
+                        </a:ext>
+                      </a:extLst>
+                    </a:blip>
+                    <a:srcRect/>
+                    <a:stretch>
+                      <a:fillRect/>
+                    </a:stretch>
+                  </pic:blipFill>
+                  <pic:spPr bwMode="auto">
+                    <a:xfrm>
+                      <a:off x="0" y="0"/>
+                      <a:ext cx="2676525" cy="5715000"/>
+                    </a:xfrm>
+                    <a:prstGeom prst="rect">
+                      <a:avLst/>
+                    </a:prstGeom>
+                    <a:noFill/>
+                    <a:ln>
+                      <a:noFill/>
+                    </a:ln>
+                  </pic:spPr>
+                </pic:pic>
+              </a:graphicData>
+            </a:graphic>
+          </wp:inline>
+        </w:drawing>
       </w:r>
     </w:p>
     <w:p>
@@ -654,18 +687,8 @@
       </w:r>
     </w:p>
     <w:p>
-      <w:pPr>
-        <w:rPr>
-          <w:i/>
-          <w:color w:val="FF0000"/>
-        </w:rPr>
-      </w:pPr>
-      <w:r>
-        <w:rPr>
-          <w:i/>
-          <w:color w:val="FF0000"/>
-        </w:rPr>
-        <w:t xml:space="preserve">Apply some common sense, if it’s a simple application, if it’s small, then a basic bullet point list is fine. E.g. simple assessment, Joe wants to get it finished for the week after next session. Sets aside 4hrs: 0.25hr spec, 0.5hr design, 3hr implement, 0.25min test, 1hr slack. See how long it really takes, next time adjust accordingly. </w:t>
+      <w:r>
+        <w:t>The scheduled displayed below dictates how long I thought the process would take, that being 8 hours and 30 minutes, and how long it actually took, which was 15 hours and 15 minutes.</w:t>
       </w:r>
     </w:p>
     <w:tbl>
@@ -698,14 +721,12 @@
               <w:rPr>
                 <w:b/>
                 <w:i/>
-                <w:color w:val="FF0000"/>
               </w:rPr>
             </w:pPr>
             <w:r>
               <w:rPr>
                 <w:b/>
                 <w:i/>
-                <w:color w:val="FF0000"/>
               </w:rPr>
               <w:t>Task</w:t>
             </w:r>
@@ -720,14 +741,12 @@
               <w:rPr>
                 <w:b/>
                 <w:i/>
-                <w:color w:val="FF0000"/>
               </w:rPr>
             </w:pPr>
             <w:r>
               <w:rPr>
                 <w:b/>
                 <w:i/>
-                <w:color w:val="FF0000"/>
               </w:rPr>
               <w:t>Estimated Hrs</w:t>
             </w:r>
@@ -742,14 +761,12 @@
               <w:rPr>
                 <w:b/>
                 <w:i/>
-                <w:color w:val="FF0000"/>
               </w:rPr>
             </w:pPr>
             <w:r>
               <w:rPr>
                 <w:b/>
                 <w:i/>
-                <w:color w:val="FF0000"/>
               </w:rPr>
               <w:t>Actual Hrs</w:t>
             </w:r>
@@ -765,15 +782,12 @@
             <w:pPr>
               <w:rPr>
                 <w:i/>
-                <w:color w:val="FF0000"/>
               </w:rPr>
             </w:pPr>
             <w:r>
               <w:rPr>
                 <w:i/>
-                <w:color w:val="FF0000"/>
-              </w:rPr>
-              <w:lastRenderedPageBreak/>
+              </w:rPr>
               <w:t>Spec</w:t>
             </w:r>
           </w:p>
@@ -786,15 +800,19 @@
             <w:pPr>
               <w:rPr>
                 <w:i/>
-                <w:color w:val="FF0000"/>
               </w:rPr>
             </w:pPr>
             <w:r>
               <w:rPr>
                 <w:i/>
-                <w:color w:val="FF0000"/>
-              </w:rPr>
-              <w:t>0.25</w:t>
+              </w:rPr>
+              <w:t>0.</w:t>
+            </w:r>
+            <w:r>
+              <w:rPr>
+                <w:i/>
+              </w:rPr>
+              <w:t>5</w:t>
             </w:r>
           </w:p>
         </w:tc>
@@ -806,13 +824,235 @@
             <w:pPr>
               <w:rPr>
                 <w:i/>
-                <w:color w:val="FF0000"/>
               </w:rPr>
             </w:pPr>
             <w:r>
               <w:rPr>
                 <w:i/>
-                <w:color w:val="FF0000"/>
+              </w:rPr>
+              <w:t>1</w:t>
+            </w:r>
+          </w:p>
+        </w:tc>
+      </w:tr>
+      <w:tr>
+        <w:tc>
+          <w:tcPr>
+            <w:tcW w:w="2254" w:type="dxa"/>
+          </w:tcPr>
+          <w:p>
+            <w:pPr>
+              <w:rPr>
+                <w:i/>
+              </w:rPr>
+            </w:pPr>
+            <w:r>
+              <w:rPr>
+                <w:i/>
+              </w:rPr>
+              <w:t>Design</w:t>
+            </w:r>
+          </w:p>
+        </w:tc>
+        <w:tc>
+          <w:tcPr>
+            <w:tcW w:w="2254" w:type="dxa"/>
+          </w:tcPr>
+          <w:p>
+            <w:pPr>
+              <w:rPr>
+                <w:i/>
+              </w:rPr>
+            </w:pPr>
+            <w:r>
+              <w:rPr>
+                <w:i/>
+              </w:rPr>
+              <w:t>1.5</w:t>
+            </w:r>
+          </w:p>
+        </w:tc>
+        <w:tc>
+          <w:tcPr>
+            <w:tcW w:w="2254" w:type="dxa"/>
+          </w:tcPr>
+          <w:p>
+            <w:pPr>
+              <w:rPr>
+                <w:i/>
+              </w:rPr>
+            </w:pPr>
+            <w:r>
+              <w:rPr>
+                <w:i/>
+              </w:rPr>
+              <w:t>1</w:t>
+            </w:r>
+          </w:p>
+        </w:tc>
+      </w:tr>
+      <w:tr>
+        <w:tc>
+          <w:tcPr>
+            <w:tcW w:w="2254" w:type="dxa"/>
+          </w:tcPr>
+          <w:p>
+            <w:pPr>
+              <w:rPr>
+                <w:i/>
+              </w:rPr>
+            </w:pPr>
+            <w:r>
+              <w:rPr>
+                <w:i/>
+              </w:rPr>
+              <w:t>Implement</w:t>
+            </w:r>
+          </w:p>
+        </w:tc>
+        <w:tc>
+          <w:tcPr>
+            <w:tcW w:w="2254" w:type="dxa"/>
+          </w:tcPr>
+          <w:p>
+            <w:pPr>
+              <w:rPr>
+                <w:i/>
+              </w:rPr>
+            </w:pPr>
+            <w:r>
+              <w:rPr>
+                <w:i/>
+              </w:rPr>
+              <w:t>5</w:t>
+            </w:r>
+          </w:p>
+        </w:tc>
+        <w:tc>
+          <w:tcPr>
+            <w:tcW w:w="2254" w:type="dxa"/>
+          </w:tcPr>
+          <w:p>
+            <w:pPr>
+              <w:rPr>
+                <w:i/>
+              </w:rPr>
+            </w:pPr>
+            <w:r>
+              <w:rPr>
+                <w:i/>
+              </w:rPr>
+              <w:t>8</w:t>
+            </w:r>
+          </w:p>
+        </w:tc>
+      </w:tr>
+      <w:tr>
+        <w:tc>
+          <w:tcPr>
+            <w:tcW w:w="2254" w:type="dxa"/>
+          </w:tcPr>
+          <w:p>
+            <w:pPr>
+              <w:rPr>
+                <w:i/>
+              </w:rPr>
+            </w:pPr>
+            <w:r>
+              <w:rPr>
+                <w:i/>
+              </w:rPr>
+              <w:t>Debug and test</w:t>
+            </w:r>
+          </w:p>
+        </w:tc>
+        <w:tc>
+          <w:tcPr>
+            <w:tcW w:w="2254" w:type="dxa"/>
+          </w:tcPr>
+          <w:p>
+            <w:pPr>
+              <w:rPr>
+                <w:i/>
+              </w:rPr>
+            </w:pPr>
+            <w:r>
+              <w:rPr>
+                <w:i/>
+              </w:rPr>
+              <w:t>1</w:t>
+            </w:r>
+          </w:p>
+        </w:tc>
+        <w:tc>
+          <w:tcPr>
+            <w:tcW w:w="2254" w:type="dxa"/>
+          </w:tcPr>
+          <w:p>
+            <w:pPr>
+              <w:rPr>
+                <w:i/>
+              </w:rPr>
+            </w:pPr>
+            <w:r>
+              <w:rPr>
+                <w:i/>
+              </w:rPr>
+              <w:t>5</w:t>
+            </w:r>
+          </w:p>
+        </w:tc>
+      </w:tr>
+      <w:tr>
+        <w:tc>
+          <w:tcPr>
+            <w:tcW w:w="2254" w:type="dxa"/>
+          </w:tcPr>
+          <w:p>
+            <w:pPr>
+              <w:rPr>
+                <w:i/>
+              </w:rPr>
+            </w:pPr>
+            <w:r>
+              <w:rPr>
+                <w:i/>
+              </w:rPr>
+              <w:t>Slack</w:t>
+            </w:r>
+          </w:p>
+        </w:tc>
+        <w:tc>
+          <w:tcPr>
+            <w:tcW w:w="2254" w:type="dxa"/>
+          </w:tcPr>
+          <w:p>
+            <w:pPr>
+              <w:rPr>
+                <w:i/>
+              </w:rPr>
+            </w:pPr>
+            <w:r>
+              <w:rPr>
+                <w:i/>
+              </w:rPr>
+              <w:t>0.5</w:t>
+            </w:r>
+          </w:p>
+        </w:tc>
+        <w:tc>
+          <w:tcPr>
+            <w:tcW w:w="2254" w:type="dxa"/>
+          </w:tcPr>
+          <w:p>
+            <w:pPr>
+              <w:rPr>
+                <w:i/>
+              </w:rPr>
+            </w:pPr>
+            <w:r>
+              <w:rPr>
+                <w:i/>
               </w:rPr>
               <w:t>0.25</w:t>
             </w:r>
@@ -826,266 +1066,17 @@
           </w:tcPr>
           <w:p>
             <w:pPr>
-              <w:rPr>
+              <w:jc w:val="right"/>
+              <w:rPr>
+                <w:b/>
                 <w:i/>
                 <w:color w:val="FF0000"/>
               </w:rPr>
             </w:pPr>
             <w:r>
               <w:rPr>
-                <w:i/>
-                <w:color w:val="FF0000"/>
-              </w:rPr>
-              <w:t>Design</w:t>
-            </w:r>
-          </w:p>
-        </w:tc>
-        <w:tc>
-          <w:tcPr>
-            <w:tcW w:w="2254" w:type="dxa"/>
-          </w:tcPr>
-          <w:p>
-            <w:pPr>
-              <w:rPr>
-                <w:i/>
-                <w:color w:val="FF0000"/>
-              </w:rPr>
-            </w:pPr>
-            <w:r>
-              <w:rPr>
-                <w:i/>
-                <w:color w:val="FF0000"/>
-              </w:rPr>
-              <w:t>0.5</w:t>
-            </w:r>
-          </w:p>
-        </w:tc>
-        <w:tc>
-          <w:tcPr>
-            <w:tcW w:w="2254" w:type="dxa"/>
-          </w:tcPr>
-          <w:p>
-            <w:pPr>
-              <w:rPr>
-                <w:i/>
-                <w:color w:val="FF0000"/>
-              </w:rPr>
-            </w:pPr>
-            <w:r>
-              <w:rPr>
-                <w:i/>
-                <w:color w:val="FF0000"/>
-              </w:rPr>
-              <w:t>0.25</w:t>
-            </w:r>
-          </w:p>
-        </w:tc>
-      </w:tr>
-      <w:tr>
-        <w:tc>
-          <w:tcPr>
-            <w:tcW w:w="2254" w:type="dxa"/>
-          </w:tcPr>
-          <w:p>
-            <w:pPr>
-              <w:rPr>
-                <w:i/>
-                <w:color w:val="FF0000"/>
-              </w:rPr>
-            </w:pPr>
-            <w:r>
-              <w:rPr>
-                <w:i/>
-                <w:color w:val="FF0000"/>
-              </w:rPr>
-              <w:t>Implement</w:t>
-            </w:r>
-          </w:p>
-        </w:tc>
-        <w:tc>
-          <w:tcPr>
-            <w:tcW w:w="2254" w:type="dxa"/>
-          </w:tcPr>
-          <w:p>
-            <w:pPr>
-              <w:rPr>
-                <w:i/>
-                <w:color w:val="FF0000"/>
-              </w:rPr>
-            </w:pPr>
-            <w:r>
-              <w:rPr>
-                <w:i/>
-                <w:color w:val="FF0000"/>
-              </w:rPr>
-              <w:t>3</w:t>
-            </w:r>
-          </w:p>
-        </w:tc>
-        <w:tc>
-          <w:tcPr>
-            <w:tcW w:w="2254" w:type="dxa"/>
-          </w:tcPr>
-          <w:p>
-            <w:pPr>
-              <w:rPr>
-                <w:i/>
-                <w:color w:val="FF0000"/>
-              </w:rPr>
-            </w:pPr>
-            <w:r>
-              <w:rPr>
-                <w:i/>
-                <w:color w:val="FF0000"/>
-              </w:rPr>
-              <w:t>2.5</w:t>
-            </w:r>
-          </w:p>
-        </w:tc>
-      </w:tr>
-      <w:tr>
-        <w:tc>
-          <w:tcPr>
-            <w:tcW w:w="2254" w:type="dxa"/>
-          </w:tcPr>
-          <w:p>
-            <w:pPr>
-              <w:rPr>
-                <w:i/>
-                <w:color w:val="FF0000"/>
-              </w:rPr>
-            </w:pPr>
-            <w:r>
-              <w:rPr>
-                <w:i/>
-                <w:color w:val="FF0000"/>
-              </w:rPr>
-              <w:t>Debug and test</w:t>
-            </w:r>
-          </w:p>
-        </w:tc>
-        <w:tc>
-          <w:tcPr>
-            <w:tcW w:w="2254" w:type="dxa"/>
-          </w:tcPr>
-          <w:p>
-            <w:pPr>
-              <w:rPr>
-                <w:i/>
-                <w:color w:val="FF0000"/>
-              </w:rPr>
-            </w:pPr>
-            <w:r>
-              <w:rPr>
-                <w:i/>
-                <w:color w:val="FF0000"/>
-              </w:rPr>
-              <w:t>0.25</w:t>
-            </w:r>
-          </w:p>
-        </w:tc>
-        <w:tc>
-          <w:tcPr>
-            <w:tcW w:w="2254" w:type="dxa"/>
-          </w:tcPr>
-          <w:p>
-            <w:pPr>
-              <w:rPr>
-                <w:i/>
-                <w:color w:val="FF0000"/>
-              </w:rPr>
-            </w:pPr>
-            <w:r>
-              <w:rPr>
-                <w:i/>
-                <w:color w:val="FF0000"/>
-              </w:rPr>
-              <w:t>3.5</w:t>
-            </w:r>
-          </w:p>
-        </w:tc>
-      </w:tr>
-      <w:tr>
-        <w:tc>
-          <w:tcPr>
-            <w:tcW w:w="2254" w:type="dxa"/>
-          </w:tcPr>
-          <w:p>
-            <w:pPr>
-              <w:rPr>
-                <w:i/>
-                <w:color w:val="FF0000"/>
-              </w:rPr>
-            </w:pPr>
-            <w:r>
-              <w:rPr>
-                <w:i/>
-                <w:color w:val="FF0000"/>
-              </w:rPr>
-              <w:t>Slack</w:t>
-            </w:r>
-          </w:p>
-        </w:tc>
-        <w:tc>
-          <w:tcPr>
-            <w:tcW w:w="2254" w:type="dxa"/>
-          </w:tcPr>
-          <w:p>
-            <w:pPr>
-              <w:rPr>
-                <w:i/>
-                <w:color w:val="FF0000"/>
-              </w:rPr>
-            </w:pPr>
-            <w:r>
-              <w:rPr>
-                <w:i/>
-                <w:color w:val="FF0000"/>
-              </w:rPr>
-              <w:t>1</w:t>
-            </w:r>
-          </w:p>
-        </w:tc>
-        <w:tc>
-          <w:tcPr>
-            <w:tcW w:w="2254" w:type="dxa"/>
-          </w:tcPr>
-          <w:p>
-            <w:pPr>
-              <w:rPr>
-                <w:i/>
-                <w:color w:val="FF0000"/>
-              </w:rPr>
-            </w:pPr>
-            <w:r>
-              <w:rPr>
-                <w:i/>
-                <w:color w:val="FF0000"/>
-              </w:rPr>
-              <w:t>0</w:t>
-            </w:r>
-          </w:p>
-        </w:tc>
-      </w:tr>
-      <w:tr>
-        <w:tc>
-          <w:tcPr>
-            <w:tcW w:w="2254" w:type="dxa"/>
-          </w:tcPr>
-          <w:p>
-            <w:pPr>
-              <w:jc w:val="right"/>
-              <w:rPr>
                 <w:b/>
                 <w:i/>
-                <w:color w:val="FF0000"/>
-              </w:rPr>
-            </w:pPr>
-            <w:r>
-              <w:rPr>
-                <w:b/>
-                <w:i/>
-                <w:color w:val="FF0000"/>
               </w:rPr>
               <w:t>total</w:t>
             </w:r>
@@ -1100,16 +1091,14 @@
               <w:rPr>
                 <w:b/>
                 <w:i/>
-                <w:color w:val="FF0000"/>
               </w:rPr>
             </w:pPr>
             <w:r>
               <w:rPr>
                 <w:b/>
                 <w:i/>
-                <w:color w:val="FF0000"/>
-              </w:rPr>
-              <w:t>5</w:t>
+              </w:rPr>
+              <w:t>8.5</w:t>
             </w:r>
           </w:p>
         </w:tc>
@@ -1122,7 +1111,6 @@
               <w:rPr>
                 <w:b/>
                 <w:i/>
-                <w:color w:val="FF0000"/>
               </w:rPr>
             </w:pPr>
             <w:bookmarkStart w:id="0" w:name="_heading=h.gjdgxs" w:colFirst="0" w:colLast="0"/>
@@ -1131,34 +1119,17 @@
               <w:rPr>
                 <w:b/>
                 <w:i/>
-                <w:color w:val="FF0000"/>
-              </w:rPr>
-              <w:t>6.5</w:t>
+              </w:rPr>
+              <w:t>15.25</w:t>
             </w:r>
           </w:p>
         </w:tc>
       </w:tr>
     </w:tbl>
-    <w:p>
-      <w:pPr>
-        <w:rPr>
-          <w:i/>
-          <w:color w:val="FF0000"/>
-        </w:rPr>
-      </w:pPr>
-    </w:p>
-    <w:p>
-      <w:r>
-        <w:rPr>
-          <w:i/>
-          <w:color w:val="FF0000"/>
-        </w:rPr>
-        <w:t>If it’s a big project that’s going to be more like 10+ hours, then you need Trello. Schedules can be done in Trello and screen shots used, refer to the notes on Trello, you need to use the ‘Plus’ plugin for Chrome so you can estimate how long things will take, this is how you guesstimate when the project will be finished – this is absolutely critically important to the people paying your wages. Think of all the tasks and put them on ‘cards’, shuffle them around, keep breaking them down into smaller tasks on more cards, until you’ve written 1 or 2 hours on each card. Trello will tell you how long the whole thing will take. As you work, mark off the tasks as done and how much time they REALLY took. It takes effort, but is the only way to get better at task estimation. It’s important because YOU are the biggest cost to your employer.</w:t>
-      </w:r>
-    </w:p>
+    <w:p/>
     <w:sectPr>
-      <w:headerReference w:type="default" r:id="rId9"/>
-      <w:footerReference w:type="default" r:id="rId10"/>
+      <w:headerReference w:type="default" r:id="rId10"/>
+      <w:footerReference w:type="default" r:id="rId11"/>
       <w:pgSz w:w="11906" w:h="16838"/>
       <w:pgMar w:top="1440" w:right="1440" w:bottom="1440" w:left="1440" w:header="708" w:footer="708" w:gutter="0"/>
       <w:pgNumType w:start="1"/>
